--- a/Отчет по лабораторной работе 1.docx
+++ b/Отчет по лабораторной работе 1.docx
@@ -3114,6 +3114,7 @@
           <w:color w:val="000000"/>
           <w:kern w:val="0"/>
           <w:highlight w:val="white"/>
+          <w:lang w:val="en-US"/>
         </w:rPr>
       </w:pPr>
       <w:r>
@@ -3132,10 +3133,32 @@
           <w:color w:val="000000"/>
           <w:kern w:val="0"/>
           <w:highlight w:val="white"/>
-        </w:rPr>
-        <w:t xml:space="preserve">B[i][j] = </w:t>
+          <w:lang w:val="en-US"/>
+        </w:rPr>
+        <w:t>B[</w:t>
       </w:r>
       <w:proofErr w:type="spellStart"/>
+      <w:r>
+        <w:rPr>
+          <w:rFonts w:ascii="Times New Roman" w:hAnsi="Times New Roman" w:cs="Times New Roman"/>
+          <w:color w:val="000000"/>
+          <w:kern w:val="0"/>
+          <w:highlight w:val="white"/>
+          <w:lang w:val="en-US"/>
+        </w:rPr>
+        <w:t>i</w:t>
+      </w:r>
+      <w:proofErr w:type="spellEnd"/>
+      <w:r>
+        <w:rPr>
+          <w:rFonts w:ascii="Times New Roman" w:hAnsi="Times New Roman" w:cs="Times New Roman"/>
+          <w:color w:val="000000"/>
+          <w:kern w:val="0"/>
+          <w:highlight w:val="white"/>
+          <w:lang w:val="en-US"/>
+        </w:rPr>
+        <w:t xml:space="preserve">][j] = </w:t>
+      </w:r>
       <w:proofErr w:type="gramStart"/>
       <w:r>
         <w:rPr>
@@ -3143,18 +3166,9 @@
           <w:color w:val="000000"/>
           <w:kern w:val="0"/>
           <w:highlight w:val="white"/>
-        </w:rPr>
-        <w:t>rand</w:t>
-      </w:r>
-      <w:proofErr w:type="spellEnd"/>
-      <w:r>
-        <w:rPr>
-          <w:rFonts w:ascii="Times New Roman" w:hAnsi="Times New Roman" w:cs="Times New Roman"/>
-          <w:color w:val="000000"/>
-          <w:kern w:val="0"/>
-          <w:highlight w:val="white"/>
-        </w:rPr>
-        <w:t>(</w:t>
+          <w:lang w:val="en-US"/>
+        </w:rPr>
+        <w:t>rand(</w:t>
       </w:r>
       <w:proofErr w:type="gramEnd"/>
       <w:r>
@@ -3163,9 +3177,22 @@
           <w:color w:val="000000"/>
           <w:kern w:val="0"/>
           <w:highlight w:val="white"/>
-        </w:rPr>
-        <w:t>) % 10;</w:t>
-      </w:r>
+          <w:lang w:val="en-US"/>
+        </w:rPr>
+        <w:t xml:space="preserve">) % </w:t>
+      </w:r>
+      <w:proofErr w:type="gramStart"/>
+      <w:r>
+        <w:rPr>
+          <w:rFonts w:ascii="Times New Roman" w:hAnsi="Times New Roman" w:cs="Times New Roman"/>
+          <w:color w:val="000000"/>
+          <w:kern w:val="0"/>
+          <w:highlight w:val="white"/>
+          <w:lang w:val="en-US"/>
+        </w:rPr>
+        <w:t>10;</w:t>
+      </w:r>
+      <w:proofErr w:type="gramEnd"/>
     </w:p>
     <w:p>
       <w:pPr>
@@ -3178,6 +3205,7 @@
           <w:color w:val="000000"/>
           <w:kern w:val="0"/>
           <w:highlight w:val="white"/>
+          <w:lang w:val="en-US"/>
         </w:rPr>
       </w:pPr>
     </w:p>
@@ -3201,6 +3229,7 @@
           <w:color w:val="000000"/>
           <w:kern w:val="0"/>
           <w:highlight w:val="white"/>
+          <w:lang w:val="en-US"/>
         </w:rPr>
         <w:t xml:space="preserve">            </w:t>
       </w:r>
@@ -5442,7 +5471,6 @@
       <w:pPr>
         <w:rPr>
           <w:rFonts w:ascii="Times New Roman" w:hAnsi="Times New Roman" w:cs="Times New Roman"/>
-          <w:lang w:val="en-US"/>
         </w:rPr>
       </w:pPr>
       <w:r>
@@ -5498,7 +5526,7 @@
           <w:rFonts w:ascii="Times New Roman" w:eastAsia="Times New Roman" w:hAnsi="Times New Roman" w:cs="Times New Roman"/>
           <w:color w:val="BCBEC4"/>
           <w:kern w:val="0"/>
-          <w:lang w:eastAsia="ru-RU"/>
+          <w:lang w:val="en-US" w:eastAsia="ru-RU"/>
           <w14:ligatures w14:val="none"/>
         </w:rPr>
       </w:pPr>
@@ -6050,6 +6078,7 @@
           <w:rFonts w:ascii="Times New Roman" w:hAnsi="Times New Roman" w:cs="Times New Roman"/>
           <w:b/>
           <w:bCs/>
+          <w:lang w:val="en-US"/>
         </w:rPr>
       </w:pPr>
     </w:p>
@@ -6359,6 +6388,7 @@
       <w:r>
         <w:rPr>
           <w:rFonts w:ascii="Times New Roman" w:hAnsi="Times New Roman" w:cs="Times New Roman"/>
+          <w:noProof/>
         </w:rPr>
         <w:drawing>
           <wp:inline distT="0" distB="0" distL="0" distR="0" wp14:anchorId="45385A14" wp14:editId="64435645">
@@ -6425,6 +6455,7 @@
       <w:r>
         <w:rPr>
           <w:rFonts w:ascii="Times New Roman" w:hAnsi="Times New Roman" w:cs="Times New Roman"/>
+          <w:noProof/>
         </w:rPr>
         <w:drawing>
           <wp:inline distT="0" distB="0" distL="0" distR="0" wp14:anchorId="0E14B915" wp14:editId="2AC94028">
@@ -6488,6 +6519,7 @@
       <w:r>
         <w:rPr>
           <w:rFonts w:ascii="Times New Roman" w:hAnsi="Times New Roman" w:cs="Times New Roman"/>
+          <w:noProof/>
         </w:rPr>
         <w:drawing>
           <wp:inline distT="0" distB="0" distL="0" distR="0" wp14:anchorId="0688E32E" wp14:editId="6A239B77">
@@ -6615,6 +6647,59 @@
         </w:rPr>
         <w:t>Существенное увеличение времени при больших размерах подтверждает теоретическую оценку сложности O(N³). Это означает, что с ростом размерности задачи время выполнения нелинейно увеличивается и сильно зависит от объёма вычислений.</w:t>
       </w:r>
+    </w:p>
+    <w:p>
+      <w:pPr>
+        <w:tabs>
+          <w:tab w:val="left" w:pos="5256"/>
+        </w:tabs>
+        <w:rPr>
+          <w:rFonts w:ascii="Times New Roman" w:hAnsi="Times New Roman" w:cs="Times New Roman"/>
+          <w:b/>
+          <w:bCs/>
+        </w:rPr>
+      </w:pPr>
+      <w:r>
+        <w:rPr>
+          <w:rFonts w:ascii="Times New Roman" w:hAnsi="Times New Roman" w:cs="Times New Roman"/>
+          <w:b/>
+          <w:bCs/>
+        </w:rPr>
+        <w:t>Вывод:</w:t>
+      </w:r>
+    </w:p>
+    <w:p>
+      <w:pPr>
+        <w:tabs>
+          <w:tab w:val="left" w:pos="5256"/>
+        </w:tabs>
+        <w:rPr>
+          <w:rFonts w:ascii="Times New Roman" w:hAnsi="Times New Roman" w:cs="Times New Roman"/>
+        </w:rPr>
+      </w:pPr>
+      <w:r>
+        <w:rPr>
+          <w:rFonts w:ascii="Times New Roman" w:hAnsi="Times New Roman" w:cs="Times New Roman"/>
+        </w:rPr>
+        <w:t xml:space="preserve">В ходе лабораторной работы была разработана программа для перемножения квадратных матриц на языке C++. Программа позволяет генерировать исходные матрицы, выполнять их перемножение, измерять время работы и сохранять результат в файл. Для проверки </w:t>
+      </w:r>
+      <w:r>
+        <w:rPr>
+          <w:rFonts w:ascii="Times New Roman" w:hAnsi="Times New Roman" w:cs="Times New Roman"/>
+        </w:rPr>
+        <w:lastRenderedPageBreak/>
+        <w:t>правильности вычислений использовался отдельный скрипт на Python. Проведённые эксперименты показали, что время выполнения программы зависит от размера матрицы и увеличивается при росте объёма вычислений.</w:t>
+      </w:r>
+    </w:p>
+    <w:p>
+      <w:pPr>
+        <w:tabs>
+          <w:tab w:val="left" w:pos="5256"/>
+        </w:tabs>
+        <w:rPr>
+          <w:rFonts w:ascii="Times New Roman" w:hAnsi="Times New Roman" w:cs="Times New Roman"/>
+        </w:rPr>
+      </w:pPr>
     </w:p>
     <w:p>
       <w:pPr>
